--- a/Seminario de Sistemas/Clases/Proyecto Integrador/Enunciado Proyecto Integrador - Seminario de Sistemas - 2026-2.docx
+++ b/Seminario de Sistemas/Clases/Proyecto Integrador/Enunciado Proyecto Integrador - Seminario de Sistemas - 2026-2.docx
@@ -151,7 +151,25 @@
           <w:color w:val="2B2B2B"/>
           <w:sz w:val="22"/>
         </w:rPr>
-        <w:t>Disenar la arquitectura, los requisitos y la interfaz del sistema VetCare para la clinica veterinaria «Huellitas». Su rol en esta asignatura es de @@analista funcional y arquitecto de software@@: aqui no se construye la casa, se dibujan los planos para que cualquier equipo pueda construirla.</w:t>
+        <w:t xml:space="preserve">Disenar la arquitectura, los requisitos y la interfaz del sistema VetCare para la clinica veterinaria «Huellitas». Su rol en esta asignatura es de </w:t>
+      </w:r>
+      <w:r>
+        <w:rPr>
+          <w:rFonts w:ascii="Calibri" w:hAnsi="Calibri" w:eastAsia="Calibri"/>
+          <w:b/>
+          <w:color w:val="2B2B2B"/>
+          <w:sz w:val="22"/>
+        </w:rPr>
+        <w:t>analista funcional y arquitecto de software</w:t>
+      </w:r>
+      <w:r>
+        <w:rPr>
+          <w:rFonts w:ascii="Calibri" w:hAnsi="Calibri" w:eastAsia="Calibri"/>
+          <w:b w:val="0"/>
+          <w:color w:val="2B2B2B"/>
+          <w:sz w:val="22"/>
+        </w:rPr>
+        <w:t>: aqui no se construye la casa, se dibujan los planos para que cualquier equipo pueda construirla.</w:t>
       </w:r>
     </w:p>
     <w:p>
@@ -196,7 +214,25 @@
           <w:color w:val="2B2B2B"/>
           <w:sz w:val="22"/>
         </w:rPr>
-        <w:t>La Clinica Veterinaria «Huellitas» atiende un alto volumen de pacientes y hoy lleva toda su gestion en carpetas de papel. La administracion reporta tres problemas: se extravian fichas de pacientes, buscar un historial en el archivo fisico genera filas en la sala de espera, y no hay metricas (no saben cuantas especies atienden al mes). Ustedes fueron contratados para resolverlo con un sistema llamado @@VetCare@@.</w:t>
+        <w:t xml:space="preserve">La Clinica Veterinaria «Huellitas» atiende un alto volumen de pacientes y hoy lleva toda su gestion en carpetas de papel. La administracion reporta tres problemas: se extravian fichas de pacientes, buscar un historial en el archivo fisico genera filas en la sala de espera, y no hay metricas (no saben cuantas especies atienden al mes). Ustedes fueron contratados para resolverlo con un sistema llamado </w:t>
+      </w:r>
+      <w:r>
+        <w:rPr>
+          <w:rFonts w:ascii="Calibri" w:hAnsi="Calibri" w:eastAsia="Calibri"/>
+          <w:b/>
+          <w:color w:val="2B2B2B"/>
+          <w:sz w:val="22"/>
+        </w:rPr>
+        <w:t>VetCare</w:t>
+      </w:r>
+      <w:r>
+        <w:rPr>
+          <w:rFonts w:ascii="Calibri" w:hAnsi="Calibri" w:eastAsia="Calibri"/>
+          <w:b w:val="0"/>
+          <w:color w:val="2B2B2B"/>
+          <w:sz w:val="22"/>
+        </w:rPr>
+        <w:t>.</w:t>
       </w:r>
     </w:p>
     <w:p>
@@ -521,14 +557,6 @@
         <w:spacing w:after="80" w:before="0"/>
         <w:jc w:val="left"/>
       </w:pPr>
-      <w:r>
-        <w:rPr>
-          <w:rFonts w:ascii="Calibri" w:hAnsi="Calibri" w:eastAsia="Calibri"/>
-          <w:b w:val="0"/>
-          <w:color w:val="2B2B2B"/>
-          <w:sz w:val="22"/>
-        </w:rPr>
-      </w:r>
     </w:p>
     <w:p>
       <w:pPr>
@@ -568,11 +596,20 @@
       <w:r>
         <w:rPr>
           <w:rFonts w:ascii="Calibri" w:hAnsi="Calibri" w:eastAsia="Calibri"/>
+          <w:b/>
+          <w:color w:val="2B2B2B"/>
+          <w:sz w:val="22"/>
+        </w:rPr>
+        <w:t>Caso A — cursa AMBAS materias (modo full stack):</w:t>
+      </w:r>
+      <w:r>
+        <w:rPr>
+          <w:rFonts w:ascii="Calibri" w:hAnsi="Calibri" w:eastAsia="Calibri"/>
           <w:b w:val="0"/>
           <w:color w:val="2B2B2B"/>
           <w:sz w:val="22"/>
         </w:rPr>
-        <w:t>@@Caso A — cursa AMBAS materias (modo full stack):@@ trabaja en equipo sobre un unico VetCare. En Programacion II se califica la calidad del codigo Java; en Seminario, la calidad de los diagramas y la documentacion de ESE mismo sistema.</w:t>
+        <w:t xml:space="preserve"> trabaja en equipo sobre un unico VetCare. En Programacion II se califica la calidad del codigo Java; en Seminario, la calidad de los diagramas y la documentacion de ESE mismo sistema.</w:t>
       </w:r>
     </w:p>
     <w:p>
@@ -583,11 +620,20 @@
       <w:r>
         <w:rPr>
           <w:rFonts w:ascii="Calibri" w:hAnsi="Calibri" w:eastAsia="Calibri"/>
+          <w:b/>
+          <w:color w:val="2B2B2B"/>
+          <w:sz w:val="22"/>
+        </w:rPr>
+        <w:t>Caso B — solo Programacion II (modo developer):</w:t>
+      </w:r>
+      <w:r>
+        <w:rPr>
+          <w:rFonts w:ascii="Calibri" w:hAnsi="Calibri" w:eastAsia="Calibri"/>
           <w:b w:val="0"/>
           <w:color w:val="2B2B2B"/>
           <w:sz w:val="22"/>
         </w:rPr>
-        <w:t>@@Caso B — solo Programacion II (modo developer):@@ el docente le entrega los diagramas UML ya hechos. Su mision es traducir esos planos a codigo Java funcional.</w:t>
+        <w:t xml:space="preserve"> el docente le entrega los diagramas UML ya hechos. Su mision es traducir esos planos a codigo Java funcional.</w:t>
       </w:r>
     </w:p>
     <w:p>
@@ -598,11 +644,20 @@
       <w:r>
         <w:rPr>
           <w:rFonts w:ascii="Calibri" w:hAnsi="Calibri" w:eastAsia="Calibri"/>
+          <w:b/>
+          <w:color w:val="2B2B2B"/>
+          <w:sz w:val="22"/>
+        </w:rPr>
+        <w:t>Caso C — solo Seminario (modo arquitecto/QA):</w:t>
+      </w:r>
+      <w:r>
+        <w:rPr>
+          <w:rFonts w:ascii="Calibri" w:hAnsi="Calibri" w:eastAsia="Calibri"/>
           <w:b w:val="0"/>
           <w:color w:val="2B2B2B"/>
           <w:sz w:val="22"/>
         </w:rPr>
-        <w:t>@@Caso C — solo Seminario (modo arquitecto/QA):@@ se encarga del diseno y el plan de pruebas. Para validar su diseno entrega un prototipo navegable (mockup) o un prototipo minimo en consola; no se le exige software con interfaz grafica.</w:t>
+        <w:t xml:space="preserve"> se encarga del diseno y el plan de pruebas. Para validar su diseno entrega un prototipo navegable (mockup) o un prototipo minimo en consola; no se le exige software con interfaz grafica.</w:t>
       </w:r>
     </w:p>
     <w:p>
@@ -614,11 +669,20 @@
       <w:r>
         <w:rPr>
           <w:rFonts w:ascii="Calibri" w:hAnsi="Calibri" w:eastAsia="Calibri"/>
+          <w:b/>
+          <w:color w:val="2B2B2B"/>
+          <w:sz w:val="22"/>
+        </w:rPr>
+        <w:t>Independencia curricular:</w:t>
+      </w:r>
+      <w:r>
+        <w:rPr>
+          <w:rFonts w:ascii="Calibri" w:hAnsi="Calibri" w:eastAsia="Calibri"/>
           <w:b w:val="0"/>
           <w:color w:val="2B2B2B"/>
           <w:sz w:val="22"/>
         </w:rPr>
-        <w:t>@@Independencia curricular:@@ si NO cursa Programacion II, su proyecto termina con el documento de diseno y el prototipo visual navegable. No necesita escribir ni compilar codigo: su nota depende de la calidad, coherencia y profesionalismo de sus planos.</w:t>
+        <w:t xml:space="preserve"> si NO cursa Programacion II, su proyecto termina con el documento de diseno y el prototipo visual navegable. No necesita escribir ni compilar codigo: su nota depende de la calidad, coherencia y profesionalismo de sus planos.</w:t>
       </w:r>
     </w:p>
     <w:p>
@@ -980,14 +1044,6 @@
         <w:spacing w:after="80" w:before="0"/>
         <w:jc w:val="left"/>
       </w:pPr>
-      <w:r>
-        <w:rPr>
-          <w:rFonts w:ascii="Calibri" w:hAnsi="Calibri" w:eastAsia="Calibri"/>
-          <w:b w:val="0"/>
-          <w:color w:val="2B2B2B"/>
-          <w:sz w:val="22"/>
-        </w:rPr>
-      </w:r>
     </w:p>
     <w:p>
       <w:pPr>
@@ -1479,14 +1535,6 @@
         <w:spacing w:after="80" w:before="0"/>
         <w:jc w:val="left"/>
       </w:pPr>
-      <w:r>
-        <w:rPr>
-          <w:rFonts w:ascii="Calibri" w:hAnsi="Calibri" w:eastAsia="Calibri"/>
-          <w:b w:val="0"/>
-          <w:color w:val="2B2B2B"/>
-          <w:sz w:val="22"/>
-        </w:rPr>
-      </w:r>
     </w:p>
     <w:p>
       <w:pPr>
@@ -1515,7 +1563,25 @@
           <w:color w:val="2B2B2B"/>
           <w:sz w:val="22"/>
         </w:rPr>
-        <w:t>Entrega en @@ExamLab@@ segun los hitos del plan. Un envio por equipo.</w:t>
+        <w:t xml:space="preserve">Entrega en </w:t>
+      </w:r>
+      <w:r>
+        <w:rPr>
+          <w:rFonts w:ascii="Calibri" w:hAnsi="Calibri" w:eastAsia="Calibri"/>
+          <w:b/>
+          <w:color w:val="2B2B2B"/>
+          <w:sz w:val="22"/>
+        </w:rPr>
+        <w:t>ExamLab</w:t>
+      </w:r>
+      <w:r>
+        <w:rPr>
+          <w:rFonts w:ascii="Calibri" w:hAnsi="Calibri" w:eastAsia="Calibri"/>
+          <w:b w:val="0"/>
+          <w:color w:val="2B2B2B"/>
+          <w:sz w:val="22"/>
+        </w:rPr>
+        <w:t xml:space="preserve"> segun los hitos del plan. Un envio por equipo.</w:t>
       </w:r>
     </w:p>
     <w:sectPr>

--- a/Seminario de Sistemas/Clases/Proyecto Integrador/Enunciado Proyecto Integrador - Seminario de Sistemas - 2026-2.docx
+++ b/Seminario de Sistemas/Clases/Proyecto Integrador/Enunciado Proyecto Integrador - Seminario de Sistemas - 2026-2.docx
@@ -609,7 +609,7 @@
           <w:color w:val="2B2B2B"/>
           <w:sz w:val="22"/>
         </w:rPr>
-        <w:t xml:space="preserve"> trabaja en equipo sobre un unico VetCare. En Programacion II se califica la calidad del codigo Java; en Seminario, la calidad de los diagramas y la documentacion de ESE mismo sistema.</w:t>
+        <w:t xml:space="preserve"> trabaja sobre un unico VetCare. En Programacion II se califica la calidad del codigo Java; en Seminario, la calidad de los diagramas y la documentacion de ESE mismo sistema.</w:t>
       </w:r>
     </w:p>
     <w:p>
@@ -726,7 +726,7 @@
                 <w:color w:val="FFFFFF"/>
                 <w:sz w:val="20"/>
               </w:rPr>
-              <w:t>Clase</w:t>
+              <w:t>Sesion (material)</w:t>
             </w:r>
           </w:p>
         </w:tc>
@@ -781,7 +781,7 @@
                 <w:color w:val="2B2B2B"/>
                 <w:sz w:val="20"/>
               </w:rPr>
-              <w:t>11</w:t>
+              <w:t>S10 (doble · Clases 11+12)</w:t>
             </w:r>
           </w:p>
         </w:tc>
@@ -798,7 +798,7 @@
                 <w:color w:val="2B2B2B"/>
                 <w:sz w:val="20"/>
               </w:rPr>
-              <w:t>22/10</w:t>
+              <w:t>29/10</w:t>
             </w:r>
           </w:p>
         </w:tc>
@@ -815,7 +815,7 @@
                 <w:color w:val="2B2B2B"/>
                 <w:sz w:val="20"/>
               </w:rPr>
-              <w:t>Avance: requisitos (RF/RNF) + casos de uso</w:t>
+              <w:t>Avance: requisitos (RF/RNF) + casos de uso y diagramas UML avanzados (clases + dinamico)</w:t>
             </w:r>
           </w:p>
         </w:tc>
@@ -835,7 +835,7 @@
                 <w:color w:val="2B2B2B"/>
                 <w:sz w:val="20"/>
               </w:rPr>
-              <w:t>12</w:t>
+              <w:t>S11 (Clase 13)</w:t>
             </w:r>
           </w:p>
         </w:tc>
@@ -853,7 +853,7 @@
                 <w:color w:val="2B2B2B"/>
                 <w:sz w:val="20"/>
               </w:rPr>
-              <w:t>29/10</w:t>
+              <w:t>05/11</w:t>
             </w:r>
           </w:p>
         </w:tc>
@@ -861,59 +861,6 @@
           <w:tcPr>
             <w:tcW w:type="dxa" w:w="3264"/>
             <w:shd w:val="clear" w:fill="F2F2F2"/>
-          </w:tcPr>
-          <w:p>
-            <w:r/>
-            <w:r>
-              <w:rPr>
-                <w:rFonts w:ascii="Calibri" w:hAnsi="Calibri" w:eastAsia="Calibri"/>
-                <w:b w:val="0"/>
-                <w:color w:val="2B2B2B"/>
-                <w:sz w:val="20"/>
-              </w:rPr>
-              <w:t>Diagramas UML avanzados (clases + dinamico)</w:t>
-            </w:r>
-          </w:p>
-        </w:tc>
-      </w:tr>
-      <w:tr>
-        <w:tc>
-          <w:tcPr>
-            <w:tcW w:type="dxa" w:w="3264"/>
-          </w:tcPr>
-          <w:p>
-            <w:r/>
-            <w:r>
-              <w:rPr>
-                <w:rFonts w:ascii="Calibri" w:hAnsi="Calibri" w:eastAsia="Calibri"/>
-                <w:b w:val="0"/>
-                <w:color w:val="2B2B2B"/>
-                <w:sz w:val="20"/>
-              </w:rPr>
-              <w:t>13</w:t>
-            </w:r>
-          </w:p>
-        </w:tc>
-        <w:tc>
-          <w:tcPr>
-            <w:tcW w:type="dxa" w:w="3264"/>
-          </w:tcPr>
-          <w:p>
-            <w:r/>
-            <w:r>
-              <w:rPr>
-                <w:rFonts w:ascii="Calibri" w:hAnsi="Calibri" w:eastAsia="Calibri"/>
-                <w:b w:val="0"/>
-                <w:color w:val="2B2B2B"/>
-                <w:sz w:val="20"/>
-              </w:rPr>
-              <w:t>05/11</w:t>
-            </w:r>
-          </w:p>
-        </w:tc>
-        <w:tc>
-          <w:tcPr>
-            <w:tcW w:type="dxa" w:w="3264"/>
           </w:tcPr>
           <w:p>
             <w:r/>
@@ -933,7 +880,6 @@
         <w:tc>
           <w:tcPr>
             <w:tcW w:type="dxa" w:w="3264"/>
-            <w:shd w:val="clear" w:fill="F2F2F2"/>
           </w:tcPr>
           <w:p>
             <w:r/>
@@ -944,14 +890,13 @@
                 <w:color w:val="2B2B2B"/>
                 <w:sz w:val="20"/>
               </w:rPr>
-              <w:t>14</w:t>
+              <w:t>S12 (Clase 14)</w:t>
             </w:r>
           </w:p>
         </w:tc>
         <w:tc>
           <w:tcPr>
             <w:tcW w:type="dxa" w:w="3264"/>
-            <w:shd w:val="clear" w:fill="F2F2F2"/>
           </w:tcPr>
           <w:p>
             <w:r/>
@@ -969,7 +914,6 @@
         <w:tc>
           <w:tcPr>
             <w:tcW w:type="dxa" w:w="3264"/>
-            <w:shd w:val="clear" w:fill="F2F2F2"/>
           </w:tcPr>
           <w:p>
             <w:r/>
@@ -989,6 +933,7 @@
         <w:tc>
           <w:tcPr>
             <w:tcW w:type="dxa" w:w="3264"/>
+            <w:shd w:val="clear" w:fill="F2F2F2"/>
           </w:tcPr>
           <w:p>
             <w:r/>
@@ -999,13 +944,14 @@
                 <w:color w:val="2B2B2B"/>
                 <w:sz w:val="20"/>
               </w:rPr>
-              <w:t>15</w:t>
+              <w:t>S13 (Clase 15)</w:t>
             </w:r>
           </w:p>
         </w:tc>
         <w:tc>
           <w:tcPr>
             <w:tcW w:type="dxa" w:w="3264"/>
+            <w:shd w:val="clear" w:fill="F2F2F2"/>
           </w:tcPr>
           <w:p>
             <w:r/>
@@ -1023,6 +969,7 @@
         <w:tc>
           <w:tcPr>
             <w:tcW w:type="dxa" w:w="3264"/>
+            <w:shd w:val="clear" w:fill="F2F2F2"/>
           </w:tcPr>
           <w:p>
             <w:r/>
@@ -1117,7 +1064,7 @@
           <w:color w:val="2B2B2B"/>
           <w:sz w:val="22"/>
         </w:rPr>
-        <w:t>Sustentacion de 5-8 minutos donde participen todos los integrantes.</w:t>
+        <w:t>Sustentacion de 5-8 minutos (si hay equipo autorizado, deben participar todos los integrantes).</w:t>
       </w:r>
     </w:p>
     <w:p>
@@ -1524,7 +1471,7 @@
                 <w:color w:val="2B2B2B"/>
                 <w:sz w:val="20"/>
               </w:rPr>
-              <w:t>Todos explican; se pregunta al azar a cualquier integrante</w:t>
+              <w:t>Se pregunta al azar sobre cualquier parte; con equipo, todos explican</w:t>
             </w:r>
           </w:p>
         </w:tc>
@@ -1581,7 +1528,7 @@
           <w:color w:val="2B2B2B"/>
           <w:sz w:val="22"/>
         </w:rPr>
-        <w:t xml:space="preserve"> segun los hitos del plan. Un envio por equipo.</w:t>
+        <w:t xml:space="preserve"> segun los hitos del plan. Envio individual.</w:t>
       </w:r>
     </w:p>
     <w:sectPr>

--- a/Seminario de Sistemas/Clases/Proyecto Integrador/Enunciado Proyecto Integrador - Seminario de Sistemas - 2026-2.docx
+++ b/Seminario de Sistemas/Clases/Proyecto Integrador/Enunciado Proyecto Integrador - Seminario de Sistemas - 2026-2.docx
@@ -90,7 +90,7 @@
           <w:color w:val="2B2B2B"/>
           <w:sz w:val="22"/>
         </w:rPr>
-        <w:t>Horario: Jueves 18:00–20:00 (120 min)  ·  Modalidad: Presencialidad asistida</w:t>
+        <w:t>Horario: Jueves 18:00–20:00 (120 min)  ·  Modalidad: Virtual (sesiones por Meet)</w:t>
       </w:r>
     </w:p>
     <w:p>
